--- a/Answer_sheet.docx
+++ b/Answer_sheet.docx
@@ -144,6 +144,29 @@
         </w:rPr>
         <w:t>GitHub Link:</w:t>
       </w:r>
+      <w:r>
+        <w:rPr>
+          <w:rFonts w:ascii="Times New Roman" w:hAnsi="Times New Roman" w:cs="Times New Roman"/>
+          <w:b/>
+          <w:bCs/>
+          <w:sz w:val="32"/>
+          <w:szCs w:val="32"/>
+        </w:rPr>
+        <w:t xml:space="preserve"> </w:t>
+      </w:r>
+      <w:hyperlink r:id="rId5" w:history="1">
+        <w:r>
+          <w:rPr>
+            <w:rStyle w:val="Hyperlink"/>
+            <w:rFonts w:ascii="Times New Roman" w:hAnsi="Times New Roman" w:cs="Times New Roman"/>
+            <w:b/>
+            <w:bCs/>
+            <w:sz w:val="32"/>
+            <w:szCs w:val="32"/>
+          </w:rPr>
+          <w:t>https://github.com/youssefibrahim3/ENSF381Lab6</w:t>
+        </w:r>
+      </w:hyperlink>
     </w:p>
     <w:p>
       <w:pPr>
@@ -185,7 +208,25 @@
         <w:rPr>
           <w:rFonts w:ascii="Times New Roman" w:hAnsi="Times New Roman" w:cs="Times New Roman"/>
         </w:rPr>
-        <w:t>Name 1 (UCID#)</w:t>
+        <w:t>Alexander Gamble</w:t>
+      </w:r>
+      <w:r>
+        <w:rPr>
+          <w:rFonts w:ascii="Times New Roman" w:hAnsi="Times New Roman" w:cs="Times New Roman"/>
+        </w:rPr>
+        <w:t xml:space="preserve"> (</w:t>
+      </w:r>
+      <w:r>
+        <w:rPr>
+          <w:rFonts w:ascii="Times New Roman" w:hAnsi="Times New Roman" w:cs="Times New Roman"/>
+        </w:rPr>
+        <w:t>30194498</w:t>
+      </w:r>
+      <w:r>
+        <w:rPr>
+          <w:rFonts w:ascii="Times New Roman" w:hAnsi="Times New Roman" w:cs="Times New Roman"/>
+        </w:rPr>
+        <w:t>)</w:t>
       </w:r>
     </w:p>
     <w:p>
@@ -1229,6 +1270,29 @@
       <w:spacing w:val="5"/>
     </w:rPr>
   </w:style>
+  <w:style w:type="character" w:styleId="Hyperlink">
+    <w:name w:val="Hyperlink"/>
+    <w:basedOn w:val="DefaultParagraphFont"/>
+    <w:uiPriority w:val="99"/>
+    <w:unhideWhenUsed/>
+    <w:rsid w:val="00976080"/>
+    <w:rPr>
+      <w:color w:val="467886" w:themeColor="hyperlink"/>
+      <w:u w:val="single"/>
+    </w:rPr>
+  </w:style>
+  <w:style w:type="character" w:styleId="UnresolvedMention">
+    <w:name w:val="Unresolved Mention"/>
+    <w:basedOn w:val="DefaultParagraphFont"/>
+    <w:uiPriority w:val="99"/>
+    <w:semiHidden/>
+    <w:unhideWhenUsed/>
+    <w:rsid w:val="00976080"/>
+    <w:rPr>
+      <w:color w:val="605E5C"/>
+      <w:shd w:val="clear" w:color="auto" w:fill="E1DFDD"/>
+    </w:rPr>
+  </w:style>
 </w:styles>
 </file>
 

--- a/Answer_sheet.docx
+++ b/Answer_sheet.docx
@@ -1,6 +1,6 @@
 
 <file path=word/document.xml><?xml version="1.0" encoding="utf-8"?>
-<w:document xmlns:wpc="http://schemas.microsoft.com/office/word/2010/wordprocessingCanvas" xmlns:cx="http://schemas.microsoft.com/office/drawing/2014/chartex" xmlns:cx1="http://schemas.microsoft.com/office/drawing/2015/9/8/chartex" xmlns:cx2="http://schemas.microsoft.com/office/drawing/2015/10/21/chartex" xmlns:cx3="http://schemas.microsoft.com/office/drawing/2016/5/9/chartex" xmlns:cx4="http://schemas.microsoft.com/office/drawing/2016/5/10/chartex" xmlns:cx5="http://schemas.microsoft.com/office/drawing/2016/5/11/chartex" xmlns:cx6="http://schemas.microsoft.com/office/drawing/2016/5/12/chartex" xmlns:cx7="http://schemas.microsoft.com/office/drawing/2016/5/13/chartex" xmlns:cx8="http://schemas.microsoft.com/office/drawing/2016/5/14/chartex" xmlns:mc="http://schemas.openxmlformats.org/markup-compatibility/2006" xmlns:aink="http://schemas.microsoft.com/office/drawing/2016/ink" xmlns:am3d="http://schemas.microsoft.com/office/drawing/2017/model3d" xmlns:o="urn:schemas-microsoft-com:office:office" xmlns:oel="http://schemas.microsoft.com/office/2019/extlst" xmlns:r="http://schemas.openxmlformats.org/officeDocument/2006/relationships" xmlns:m="http://schemas.openxmlformats.org/officeDocument/2006/math" xmlns:v="urn:schemas-microsoft-com:vml" xmlns:wp14="http://schemas.microsoft.com/office/word/2010/wordprocessingDrawing" xmlns:wp="http://schemas.openxmlformats.org/drawingml/2006/wordprocessingDrawing" xmlns:w10="urn:schemas-microsoft-com:office:word" xmlns:w="http://schemas.openxmlformats.org/wordprocessingml/2006/main" xmlns:w14="http://schemas.microsoft.com/office/word/2010/wordml" xmlns:w15="http://schemas.microsoft.com/office/word/2012/wordml" xmlns:w16cex="http://schemas.microsoft.com/office/word/2018/wordml/cex" xmlns:w16cid="http://schemas.microsoft.com/office/word/2016/wordml/cid" xmlns:w16="http://schemas.microsoft.com/office/word/2018/wordml" xmlns:w16du="http://schemas.microsoft.com/office/word/2023/wordml/word16du" xmlns:w16sdtdh="http://schemas.microsoft.com/office/word/2020/wordml/sdtdatahash" xmlns:w16sdtfl="http://schemas.microsoft.com/office/word/2024/wordml/sdtformatlock" xmlns:w16se="http://schemas.microsoft.com/office/word/2015/wordml/symex" xmlns:wpg="http://schemas.microsoft.com/office/word/2010/wordprocessingGroup" xmlns:wpi="http://schemas.microsoft.com/office/word/2010/wordprocessingInk" xmlns:wne="http://schemas.microsoft.com/office/word/2006/wordml" xmlns:wps="http://schemas.microsoft.com/office/word/2010/wordprocessingShape" mc:Ignorable="w14 w15 w16se w16cid w16 w16cex w16sdtdh w16sdtfl w16du wp14">
+<w:document xmlns:wpc="http://schemas.microsoft.com/office/word/2010/wordprocessingCanvas" xmlns:cx="http://schemas.microsoft.com/office/drawing/2014/chartex" xmlns:cx1="http://schemas.microsoft.com/office/drawing/2015/9/8/chartex" xmlns:cx2="http://schemas.microsoft.com/office/drawing/2015/10/21/chartex" xmlns:cx3="http://schemas.microsoft.com/office/drawing/2016/5/9/chartex" xmlns:cx4="http://schemas.microsoft.com/office/drawing/2016/5/10/chartex" xmlns:cx5="http://schemas.microsoft.com/office/drawing/2016/5/11/chartex" xmlns:cx6="http://schemas.microsoft.com/office/drawing/2016/5/12/chartex" xmlns:cx7="http://schemas.microsoft.com/office/drawing/2016/5/13/chartex" xmlns:cx8="http://schemas.microsoft.com/office/drawing/2016/5/14/chartex" xmlns:mc="http://schemas.openxmlformats.org/markup-compatibility/2006" xmlns:aink="http://schemas.microsoft.com/office/drawing/2016/ink" xmlns:am3d="http://schemas.microsoft.com/office/drawing/2017/model3d" xmlns:o="urn:schemas-microsoft-com:office:office" xmlns:oel="http://schemas.microsoft.com/office/2019/extlst" xmlns:r="http://schemas.openxmlformats.org/officeDocument/2006/relationships" xmlns:m="http://schemas.openxmlformats.org/officeDocument/2006/math" xmlns:v="urn:schemas-microsoft-com:vml" xmlns:wp14="http://schemas.microsoft.com/office/word/2010/wordprocessingDrawing" xmlns:wp="http://schemas.openxmlformats.org/drawingml/2006/wordprocessingDrawing" xmlns:w10="urn:schemas-microsoft-com:office:word" xmlns:w="http://schemas.openxmlformats.org/wordprocessingml/2006/main" xmlns:w14="http://schemas.microsoft.com/office/word/2010/wordml" xmlns:w15="http://schemas.microsoft.com/office/word/2012/wordml" xmlns:w16cex="http://schemas.microsoft.com/office/word/2018/wordml/cex" xmlns:w16cid="http://schemas.microsoft.com/office/word/2016/wordml/cid" xmlns:w16="http://schemas.microsoft.com/office/word/2018/wordml" xmlns:w16du="http://schemas.microsoft.com/office/word/2023/wordml/word16du" xmlns:w16sdtdh="http://schemas.microsoft.com/office/word/2020/wordml/sdtdatahash" xmlns:w16se="http://schemas.microsoft.com/office/word/2015/wordml/symex" xmlns:wpg="http://schemas.microsoft.com/office/word/2010/wordprocessingGroup" xmlns:wpi="http://schemas.microsoft.com/office/word/2010/wordprocessingInk" xmlns:wne="http://schemas.microsoft.com/office/word/2006/wordml" xmlns:wps="http://schemas.microsoft.com/office/word/2010/wordprocessingShape" mc:Ignorable="w14 w15 w16se w16cid w16 w16cex w16sdtdh w16du wp14">
   <w:body>
     <w:p>
       <w:pPr>
@@ -76,7 +76,24 @@
     </w:p>
     <w:p>
       <w:pPr>
-        <w:jc w:val="center"/>
+        <w:rPr>
+          <w:rFonts w:ascii="Times New Roman" w:hAnsi="Times New Roman" w:cs="Times New Roman"/>
+          <w:b/>
+          <w:bCs/>
+        </w:rPr>
+      </w:pPr>
+    </w:p>
+    <w:p>
+      <w:pPr>
+        <w:rPr>
+          <w:rFonts w:ascii="Times New Roman" w:hAnsi="Times New Roman" w:cs="Times New Roman"/>
+          <w:sz w:val="32"/>
+          <w:szCs w:val="32"/>
+        </w:rPr>
+      </w:pPr>
+    </w:p>
+    <w:p>
+      <w:pPr>
         <w:rPr>
           <w:rFonts w:ascii="Times New Roman" w:hAnsi="Times New Roman" w:cs="Times New Roman"/>
           <w:b/>
@@ -85,16 +102,44 @@
           <w:szCs w:val="32"/>
         </w:rPr>
       </w:pPr>
+      <w:r>
+        <w:rPr>
+          <w:rFonts w:ascii="Times New Roman" w:hAnsi="Times New Roman" w:cs="Times New Roman"/>
+          <w:b/>
+          <w:bCs/>
+          <w:sz w:val="32"/>
+          <w:szCs w:val="32"/>
+        </w:rPr>
+        <w:t>GitHub Link:</w:t>
+      </w:r>
+      <w:r>
+        <w:t xml:space="preserve"> </w:t>
+      </w:r>
+      <w:hyperlink r:id="rId5" w:history="1">
+        <w:r>
+          <w:rPr>
+            <w:rStyle w:val="Hyperlink"/>
+            <w:rFonts w:ascii="Times New Roman" w:hAnsi="Times New Roman" w:cs="Times New Roman"/>
+            <w:b/>
+            <w:bCs/>
+            <w:sz w:val="32"/>
+            <w:szCs w:val="32"/>
+          </w:rPr>
+          <w:t>https://github.com/youssefibrahim3/ENSF381Lab6</w:t>
+        </w:r>
+      </w:hyperlink>
     </w:p>
     <w:p>
       <w:pPr>
         <w:rPr>
           <w:rFonts w:ascii="Times New Roman" w:hAnsi="Times New Roman" w:cs="Times New Roman"/>
-          <w:b/>
-          <w:bCs/>
-        </w:rPr>
-      </w:pPr>
-      <w:r>
+          <w:sz w:val="32"/>
+          <w:szCs w:val="32"/>
+        </w:rPr>
+      </w:pPr>
+    </w:p>
+    <w:p>
+      <w:pPr>
         <w:rPr>
           <w:rFonts w:ascii="Times New Roman" w:hAnsi="Times New Roman" w:cs="Times New Roman"/>
           <w:b/>
@@ -102,60 +147,8 @@
           <w:sz w:val="28"/>
           <w:szCs w:val="28"/>
         </w:rPr>
-        <w:t>Section:</w:t>
-      </w:r>
+      </w:pPr>
       <w:r>
-        <w:rPr>
-          <w:rFonts w:ascii="Times New Roman" w:hAnsi="Times New Roman" w:cs="Times New Roman"/>
-          <w:b/>
-          <w:bCs/>
-          <w:sz w:val="32"/>
-          <w:szCs w:val="32"/>
-        </w:rPr>
-        <w:t xml:space="preserve"> </w:t>
-      </w:r>
-    </w:p>
-    <w:p>
-      <w:pPr>
-        <w:rPr>
-          <w:rFonts w:ascii="Times New Roman" w:hAnsi="Times New Roman" w:cs="Times New Roman"/>
-          <w:sz w:val="32"/>
-          <w:szCs w:val="32"/>
-        </w:rPr>
-      </w:pPr>
-    </w:p>
-    <w:p>
-      <w:pPr>
-        <w:rPr>
-          <w:rFonts w:ascii="Times New Roman" w:hAnsi="Times New Roman" w:cs="Times New Roman"/>
-          <w:b/>
-          <w:bCs/>
-          <w:sz w:val="32"/>
-          <w:szCs w:val="32"/>
-        </w:rPr>
-      </w:pPr>
-      <w:r>
-        <w:rPr>
-          <w:rFonts w:ascii="Times New Roman" w:hAnsi="Times New Roman" w:cs="Times New Roman"/>
-          <w:b/>
-          <w:bCs/>
-          <w:sz w:val="32"/>
-          <w:szCs w:val="32"/>
-        </w:rPr>
-        <w:t>GitHub Link:</w:t>
-      </w:r>
-    </w:p>
-    <w:p>
-      <w:pPr>
-        <w:rPr>
-          <w:rFonts w:ascii="Times New Roman" w:hAnsi="Times New Roman" w:cs="Times New Roman"/>
-          <w:sz w:val="32"/>
-          <w:szCs w:val="32"/>
-        </w:rPr>
-      </w:pPr>
-    </w:p>
-    <w:p>
-      <w:pPr>
         <w:rPr>
           <w:rFonts w:ascii="Times New Roman" w:hAnsi="Times New Roman" w:cs="Times New Roman"/>
           <w:b/>
@@ -163,15 +156,6 @@
           <w:sz w:val="28"/>
           <w:szCs w:val="28"/>
         </w:rPr>
-      </w:pPr>
-      <w:r>
-        <w:rPr>
-          <w:rFonts w:ascii="Times New Roman" w:hAnsi="Times New Roman" w:cs="Times New Roman"/>
-          <w:b/>
-          <w:bCs/>
-          <w:sz w:val="28"/>
-          <w:szCs w:val="28"/>
-        </w:rPr>
         <w:t>Group information:</w:t>
       </w:r>
     </w:p>
@@ -185,7 +169,25 @@
         <w:rPr>
           <w:rFonts w:ascii="Times New Roman" w:hAnsi="Times New Roman" w:cs="Times New Roman"/>
         </w:rPr>
-        <w:t>Name 1 (UCID#)</w:t>
+        <w:t>Youssef Ibrahim</w:t>
+      </w:r>
+      <w:r>
+        <w:rPr>
+          <w:rFonts w:ascii="Times New Roman" w:hAnsi="Times New Roman" w:cs="Times New Roman"/>
+        </w:rPr>
+        <w:t xml:space="preserve"> (</w:t>
+      </w:r>
+      <w:r>
+        <w:rPr>
+          <w:rFonts w:ascii="Times New Roman" w:hAnsi="Times New Roman" w:cs="Times New Roman"/>
+        </w:rPr>
+        <w:t>30245637</w:t>
+      </w:r>
+      <w:r>
+        <w:rPr>
+          <w:rFonts w:ascii="Times New Roman" w:hAnsi="Times New Roman" w:cs="Times New Roman"/>
+        </w:rPr>
+        <w:t>)</w:t>
       </w:r>
     </w:p>
     <w:p>
@@ -198,7 +200,25 @@
         <w:rPr>
           <w:rFonts w:ascii="Times New Roman" w:hAnsi="Times New Roman" w:cs="Times New Roman"/>
         </w:rPr>
-        <w:t>Name 2 (UCID#)</w:t>
+        <w:t xml:space="preserve">Alexander Gamble </w:t>
+      </w:r>
+      <w:r>
+        <w:rPr>
+          <w:rFonts w:ascii="Times New Roman" w:hAnsi="Times New Roman" w:cs="Times New Roman"/>
+        </w:rPr>
+        <w:t>(</w:t>
+      </w:r>
+      <w:r>
+        <w:rPr>
+          <w:rFonts w:ascii="Times New Roman" w:hAnsi="Times New Roman" w:cs="Times New Roman"/>
+        </w:rPr>
+        <w:t>30194498</w:t>
+      </w:r>
+      <w:r>
+        <w:rPr>
+          <w:rFonts w:ascii="Times New Roman" w:hAnsi="Times New Roman" w:cs="Times New Roman"/>
+        </w:rPr>
+        <w:t>)</w:t>
       </w:r>
     </w:p>
     <w:p/>
@@ -224,7 +244,7 @@
 </file>
 
 <file path=word/numbering.xml><?xml version="1.0" encoding="utf-8"?>
-<w:numbering xmlns:wpc="http://schemas.microsoft.com/office/word/2010/wordprocessingCanvas" xmlns:cx="http://schemas.microsoft.com/office/drawing/2014/chartex" xmlns:cx1="http://schemas.microsoft.com/office/drawing/2015/9/8/chartex" xmlns:cx2="http://schemas.microsoft.com/office/drawing/2015/10/21/chartex" xmlns:cx3="http://schemas.microsoft.com/office/drawing/2016/5/9/chartex" xmlns:cx4="http://schemas.microsoft.com/office/drawing/2016/5/10/chartex" xmlns:cx5="http://schemas.microsoft.com/office/drawing/2016/5/11/chartex" xmlns:cx6="http://schemas.microsoft.com/office/drawing/2016/5/12/chartex" xmlns:cx7="http://schemas.microsoft.com/office/drawing/2016/5/13/chartex" xmlns:cx8="http://schemas.microsoft.com/office/drawing/2016/5/14/chartex" xmlns:mc="http://schemas.openxmlformats.org/markup-compatibility/2006" xmlns:aink="http://schemas.microsoft.com/office/drawing/2016/ink" xmlns:am3d="http://schemas.microsoft.com/office/drawing/2017/model3d" xmlns:o="urn:schemas-microsoft-com:office:office" xmlns:oel="http://schemas.microsoft.com/office/2019/extlst" xmlns:r="http://schemas.openxmlformats.org/officeDocument/2006/relationships" xmlns:m="http://schemas.openxmlformats.org/officeDocument/2006/math" xmlns:v="urn:schemas-microsoft-com:vml" xmlns:wp14="http://schemas.microsoft.com/office/word/2010/wordprocessingDrawing" xmlns:wp="http://schemas.openxmlformats.org/drawingml/2006/wordprocessingDrawing" xmlns:w10="urn:schemas-microsoft-com:office:word" xmlns:w="http://schemas.openxmlformats.org/wordprocessingml/2006/main" xmlns:w14="http://schemas.microsoft.com/office/word/2010/wordml" xmlns:w15="http://schemas.microsoft.com/office/word/2012/wordml" xmlns:w16cex="http://schemas.microsoft.com/office/word/2018/wordml/cex" xmlns:w16cid="http://schemas.microsoft.com/office/word/2016/wordml/cid" xmlns:w16="http://schemas.microsoft.com/office/word/2018/wordml" xmlns:w16du="http://schemas.microsoft.com/office/word/2023/wordml/word16du" xmlns:w16sdtdh="http://schemas.microsoft.com/office/word/2020/wordml/sdtdatahash" xmlns:w16sdtfl="http://schemas.microsoft.com/office/word/2024/wordml/sdtformatlock" xmlns:w16se="http://schemas.microsoft.com/office/word/2015/wordml/symex" xmlns:wpg="http://schemas.microsoft.com/office/word/2010/wordprocessingGroup" xmlns:wpi="http://schemas.microsoft.com/office/word/2010/wordprocessingInk" xmlns:wne="http://schemas.microsoft.com/office/word/2006/wordml" xmlns:wps="http://schemas.microsoft.com/office/word/2010/wordprocessingShape" mc:Ignorable="w14 w15 w16se w16cid w16 w16cex w16sdtdh w16sdtfl w16du wp14">
+<w:numbering xmlns:wpc="http://schemas.microsoft.com/office/word/2010/wordprocessingCanvas" xmlns:cx="http://schemas.microsoft.com/office/drawing/2014/chartex" xmlns:cx1="http://schemas.microsoft.com/office/drawing/2015/9/8/chartex" xmlns:cx2="http://schemas.microsoft.com/office/drawing/2015/10/21/chartex" xmlns:cx3="http://schemas.microsoft.com/office/drawing/2016/5/9/chartex" xmlns:cx4="http://schemas.microsoft.com/office/drawing/2016/5/10/chartex" xmlns:cx5="http://schemas.microsoft.com/office/drawing/2016/5/11/chartex" xmlns:cx6="http://schemas.microsoft.com/office/drawing/2016/5/12/chartex" xmlns:cx7="http://schemas.microsoft.com/office/drawing/2016/5/13/chartex" xmlns:cx8="http://schemas.microsoft.com/office/drawing/2016/5/14/chartex" xmlns:mc="http://schemas.openxmlformats.org/markup-compatibility/2006" xmlns:aink="http://schemas.microsoft.com/office/drawing/2016/ink" xmlns:am3d="http://schemas.microsoft.com/office/drawing/2017/model3d" xmlns:o="urn:schemas-microsoft-com:office:office" xmlns:oel="http://schemas.microsoft.com/office/2019/extlst" xmlns:r="http://schemas.openxmlformats.org/officeDocument/2006/relationships" xmlns:m="http://schemas.openxmlformats.org/officeDocument/2006/math" xmlns:v="urn:schemas-microsoft-com:vml" xmlns:wp14="http://schemas.microsoft.com/office/word/2010/wordprocessingDrawing" xmlns:wp="http://schemas.openxmlformats.org/drawingml/2006/wordprocessingDrawing" xmlns:w10="urn:schemas-microsoft-com:office:word" xmlns:w="http://schemas.openxmlformats.org/wordprocessingml/2006/main" xmlns:w14="http://schemas.microsoft.com/office/word/2010/wordml" xmlns:w15="http://schemas.microsoft.com/office/word/2012/wordml" xmlns:w16cex="http://schemas.microsoft.com/office/word/2018/wordml/cex" xmlns:w16cid="http://schemas.microsoft.com/office/word/2016/wordml/cid" xmlns:w16="http://schemas.microsoft.com/office/word/2018/wordml" xmlns:w16du="http://schemas.microsoft.com/office/word/2023/wordml/word16du" xmlns:w16sdtdh="http://schemas.microsoft.com/office/word/2020/wordml/sdtdatahash" xmlns:w16se="http://schemas.microsoft.com/office/word/2015/wordml/symex" xmlns:wpg="http://schemas.microsoft.com/office/word/2010/wordprocessingGroup" xmlns:wpi="http://schemas.microsoft.com/office/word/2010/wordprocessingInk" xmlns:wne="http://schemas.microsoft.com/office/word/2006/wordml" xmlns:wps="http://schemas.microsoft.com/office/word/2010/wordprocessingShape" mc:Ignorable="w14 w15 w16se w16cid w16 w16cex w16sdtdh w16du wp14">
   <w:abstractNum w:abstractNumId="0" w15:restartNumberingAfterBreak="0">
     <w:nsid w:val="318C10BE"/>
     <w:multiLevelType w:val="hybridMultilevel"/>
@@ -318,7 +338,7 @@
 </file>
 
 <file path=word/styles.xml><?xml version="1.0" encoding="utf-8"?>
-<w:styles xmlns:mc="http://schemas.openxmlformats.org/markup-compatibility/2006" xmlns:r="http://schemas.openxmlformats.org/officeDocument/2006/relationships" xmlns:w="http://schemas.openxmlformats.org/wordprocessingml/2006/main" xmlns:w14="http://schemas.microsoft.com/office/word/2010/wordml" xmlns:w15="http://schemas.microsoft.com/office/word/2012/wordml" xmlns:w16cex="http://schemas.microsoft.com/office/word/2018/wordml/cex" xmlns:w16cid="http://schemas.microsoft.com/office/word/2016/wordml/cid" xmlns:w16="http://schemas.microsoft.com/office/word/2018/wordml" xmlns:w16du="http://schemas.microsoft.com/office/word/2023/wordml/word16du" xmlns:w16sdtdh="http://schemas.microsoft.com/office/word/2020/wordml/sdtdatahash" xmlns:w16sdtfl="http://schemas.microsoft.com/office/word/2024/wordml/sdtformatlock" xmlns:w16se="http://schemas.microsoft.com/office/word/2015/wordml/symex" mc:Ignorable="w14 w15 w16se w16cid w16 w16cex w16sdtdh w16sdtfl w16du">
+<w:styles xmlns:mc="http://schemas.openxmlformats.org/markup-compatibility/2006" xmlns:r="http://schemas.openxmlformats.org/officeDocument/2006/relationships" xmlns:w="http://schemas.openxmlformats.org/wordprocessingml/2006/main" xmlns:w14="http://schemas.microsoft.com/office/word/2010/wordml" xmlns:w15="http://schemas.microsoft.com/office/word/2012/wordml" xmlns:w16cex="http://schemas.microsoft.com/office/word/2018/wordml/cex" xmlns:w16cid="http://schemas.microsoft.com/office/word/2016/wordml/cid" xmlns:w16="http://schemas.microsoft.com/office/word/2018/wordml" xmlns:w16du="http://schemas.microsoft.com/office/word/2023/wordml/word16du" xmlns:w16sdtdh="http://schemas.microsoft.com/office/word/2020/wordml/sdtdatahash" xmlns:w16se="http://schemas.microsoft.com/office/word/2015/wordml/symex" mc:Ignorable="w14 w15 w16se w16cid w16 w16cex w16sdtdh w16du">
   <w:docDefaults>
     <w:rPrDefault>
       <w:rPr>
@@ -914,7 +934,6 @@
   <w:style w:type="character" w:default="1" w:styleId="DefaultParagraphFont">
     <w:name w:val="Default Paragraph Font"/>
     <w:uiPriority w:val="1"/>
-    <w:semiHidden/>
     <w:unhideWhenUsed/>
   </w:style>
   <w:style w:type="table" w:default="1" w:styleId="TableNormal">
@@ -1227,6 +1246,29 @@
       <w:smallCaps/>
       <w:color w:val="0F4761" w:themeColor="accent1" w:themeShade="BF"/>
       <w:spacing w:val="5"/>
+    </w:rPr>
+  </w:style>
+  <w:style w:type="character" w:styleId="Hyperlink">
+    <w:name w:val="Hyperlink"/>
+    <w:basedOn w:val="DefaultParagraphFont"/>
+    <w:uiPriority w:val="99"/>
+    <w:unhideWhenUsed/>
+    <w:rsid w:val="006917C3"/>
+    <w:rPr>
+      <w:color w:val="467886" w:themeColor="hyperlink"/>
+      <w:u w:val="single"/>
+    </w:rPr>
+  </w:style>
+  <w:style w:type="character" w:styleId="UnresolvedMention">
+    <w:name w:val="Unresolved Mention"/>
+    <w:basedOn w:val="DefaultParagraphFont"/>
+    <w:uiPriority w:val="99"/>
+    <w:semiHidden/>
+    <w:unhideWhenUsed/>
+    <w:rsid w:val="006917C3"/>
+    <w:rPr>
+      <w:color w:val="605E5C"/>
+      <w:shd w:val="clear" w:color="auto" w:fill="E1DFDD"/>
     </w:rPr>
   </w:style>
 </w:styles>
